--- a/06-学生侧材料/讲义/元素与分析/方程式书写专项-超级充实版（自学完整）.docx
+++ b/06-学生侧材料/讲义/元素与分析/方程式书写专项-超级充实版（自学完整）.docx
@@ -1480,208 +1480,179 @@
     </w:p>
     <w:p>
       <w:pPr>
-        <w:pStyle w:val="SourceCode"/>
+        <w:pStyle w:val="BodyText"/>
         <w:spacing w:after="80"/>
       </w:pPr>
       <w:r>
         <w:rPr>
-          <w:rStyle w:val="VerbatimChar"/>
           <w:rFonts w:hint="eastAsia" w:ascii="Times New Roman" w:hAnsi="Times New Roman" w:eastAsia="FangSong" w:cs="Times New Roman"/>
         </w:rPr>
         <w:t xml:space="preserve">拿到题</w:t>
       </w:r>
       <w:r>
         <w:rPr>
-          <w:rStyle w:val="VerbatimChar"/>
           <w:rFonts w:ascii="Times New Roman" w:hAnsi="Times New Roman" w:eastAsia="Times New Roman" w:cs="Times New Roman"/>
         </w:rPr>
         <w:t xml:space="preserve"> → </w:t>
       </w:r>
       <w:r>
         <w:rPr>
-          <w:rStyle w:val="VerbatimChar"/>
           <w:rFonts w:hint="eastAsia" w:ascii="Times New Roman" w:hAnsi="Times New Roman" w:eastAsia="Times New Roman" w:cs="Times New Roman"/>
         </w:rPr>
         <w:t>①</w:t>
       </w:r>
       <w:r>
         <w:rPr>
-          <w:rStyle w:val="VerbatimChar"/>
           <w:rFonts w:hint="eastAsia" w:ascii="Times New Roman" w:hAnsi="Times New Roman" w:eastAsia="FangSong" w:cs="Times New Roman"/>
         </w:rPr>
         <w:t>判题型</w:t>
       </w:r>
       <w:r>
         <w:rPr>
-          <w:rStyle w:val="VerbatimChar"/>
           <w:rFonts w:hint="eastAsia" w:ascii="Times New Roman" w:hAnsi="Times New Roman" w:eastAsia="Times New Roman" w:cs="Times New Roman"/>
         </w:rPr>
         <w:t>（</w:t>
       </w:r>
       <w:r>
         <w:rPr>
-          <w:rStyle w:val="VerbatimChar"/>
           <w:rFonts w:hint="eastAsia" w:ascii="Times New Roman" w:hAnsi="Times New Roman" w:eastAsia="FangSong" w:cs="Times New Roman"/>
         </w:rPr>
         <w:t>五类分流</w:t>
       </w:r>
       <w:r>
         <w:rPr>
-          <w:rStyle w:val="VerbatimChar"/>
           <w:rFonts w:hint="eastAsia" w:ascii="Times New Roman" w:hAnsi="Times New Roman" w:eastAsia="Times New Roman" w:cs="Times New Roman"/>
         </w:rPr>
         <w:t>）→</w:t>
       </w:r>
       <w:r>
         <w:rPr>
-          <w:rStyle w:val="VerbatimChar"/>
           <w:rFonts w:ascii="Times New Roman" w:hAnsi="Times New Roman" w:eastAsia="Times New Roman" w:cs="Times New Roman"/>
         </w:rPr>
         <w:t xml:space="preserve"> </w:t>
       </w:r>
       <w:r>
         <w:rPr>
-          <w:rStyle w:val="VerbatimChar"/>
           <w:rFonts w:hint="eastAsia" w:ascii="Times New Roman" w:hAnsi="Times New Roman" w:eastAsia="Times New Roman" w:cs="Times New Roman"/>
         </w:rPr>
         <w:t>②</w:t>
       </w:r>
       <w:r>
         <w:rPr>
-          <w:rStyle w:val="VerbatimChar"/>
           <w:rFonts w:hint="eastAsia" w:ascii="Times New Roman" w:hAnsi="Times New Roman" w:eastAsia="FangSong" w:cs="Times New Roman"/>
         </w:rPr>
         <w:t>定介质</w:t>
       </w:r>
       <w:r>
         <w:rPr>
-          <w:rStyle w:val="VerbatimChar"/>
           <w:rFonts w:hint="eastAsia" w:ascii="Times New Roman" w:hAnsi="Times New Roman" w:eastAsia="Times New Roman" w:cs="Times New Roman"/>
         </w:rPr>
         <w:t>/</w:t>
       </w:r>
       <w:r>
         <w:rPr>
-          <w:rStyle w:val="VerbatimChar"/>
           <w:rFonts w:hint="eastAsia" w:ascii="Times New Roman" w:hAnsi="Times New Roman" w:eastAsia="FangSong" w:cs="Times New Roman"/>
         </w:rPr>
         <w:t>氧化态</w:t>
       </w:r>
       <w:r>
         <w:rPr>
-          <w:rStyle w:val="VerbatimChar"/>
           <w:rFonts w:ascii="Times New Roman" w:hAnsi="Times New Roman" w:eastAsia="Times New Roman" w:cs="Times New Roman"/>
         </w:rPr>
         <w:t xml:space="preserve"> → </w:t>
       </w:r>
       <w:r>
         <w:rPr>
-          <w:rStyle w:val="VerbatimChar"/>
           <w:rFonts w:hint="eastAsia" w:ascii="Times New Roman" w:hAnsi="Times New Roman" w:eastAsia="Times New Roman" w:cs="Times New Roman"/>
         </w:rPr>
         <w:t>③</w:t>
       </w:r>
       <w:r>
         <w:rPr>
-          <w:rStyle w:val="VerbatimChar"/>
           <w:rFonts w:hint="eastAsia" w:ascii="Times New Roman" w:hAnsi="Times New Roman" w:eastAsia="FangSong" w:cs="Times New Roman"/>
         </w:rPr>
         <w:t>判存在形体</w:t>
       </w:r>
       <w:r>
         <w:rPr>
-          <w:rStyle w:val="VerbatimChar"/>
           <w:rFonts w:ascii="Times New Roman" w:hAnsi="Times New Roman" w:eastAsia="Times New Roman" w:cs="Times New Roman"/>
         </w:rPr>
         <w:t xml:space="preserve"> → </w:t>
       </w:r>
       <w:r>
         <w:rPr>
-          <w:rStyle w:val="VerbatimChar"/>
           <w:rFonts w:hint="eastAsia" w:ascii="Times New Roman" w:hAnsi="Times New Roman" w:eastAsia="Times New Roman" w:cs="Times New Roman"/>
         </w:rPr>
         <w:t>④</w:t>
       </w:r>
       <w:r>
         <w:rPr>
-          <w:rStyle w:val="VerbatimChar"/>
           <w:rFonts w:hint="eastAsia" w:ascii="Times New Roman" w:hAnsi="Times New Roman" w:eastAsia="FangSong" w:cs="Times New Roman"/>
         </w:rPr>
         <w:t>搭骨架</w:t>
       </w:r>
       <w:r>
         <w:rPr>
-          <w:rStyle w:val="VerbatimChar"/>
           <w:rFonts w:hint="eastAsia" w:ascii="Times New Roman" w:hAnsi="Times New Roman" w:eastAsia="Times New Roman" w:cs="Times New Roman"/>
         </w:rPr>
         <w:t>（</w:t>
       </w:r>
       <w:r>
         <w:rPr>
-          <w:rStyle w:val="VerbatimChar"/>
           <w:rFonts w:hint="eastAsia" w:ascii="Times New Roman" w:hAnsi="Times New Roman" w:eastAsia="FangSong" w:cs="Times New Roman"/>
         </w:rPr>
         <w:t>或拆反应</w:t>
       </w:r>
       <w:r>
         <w:rPr>
-          <w:rStyle w:val="VerbatimChar"/>
           <w:rFonts w:hint="eastAsia" w:ascii="Times New Roman" w:hAnsi="Times New Roman" w:eastAsia="Times New Roman" w:cs="Times New Roman"/>
         </w:rPr>
         <w:t>/</w:t>
       </w:r>
       <w:r>
         <w:rPr>
-          <w:rStyle w:val="VerbatimChar"/>
           <w:rFonts w:hint="eastAsia" w:ascii="Times New Roman" w:hAnsi="Times New Roman" w:eastAsia="FangSong" w:cs="Times New Roman"/>
         </w:rPr>
         <w:t>数据反推</w:t>
       </w:r>
       <w:r>
         <w:rPr>
-          <w:rStyle w:val="VerbatimChar"/>
           <w:rFonts w:hint="eastAsia" w:ascii="Times New Roman" w:hAnsi="Times New Roman" w:eastAsia="Times New Roman" w:cs="Times New Roman"/>
         </w:rPr>
         <w:t>）→</w:t>
       </w:r>
       <w:r>
         <w:rPr>
-          <w:rStyle w:val="VerbatimChar"/>
           <w:rFonts w:ascii="Times New Roman" w:hAnsi="Times New Roman" w:eastAsia="Times New Roman" w:cs="Times New Roman"/>
         </w:rPr>
         <w:t xml:space="preserve"> </w:t>
       </w:r>
       <w:r>
         <w:rPr>
-          <w:rStyle w:val="VerbatimChar"/>
           <w:rFonts w:hint="eastAsia" w:ascii="Times New Roman" w:hAnsi="Times New Roman" w:eastAsia="Times New Roman" w:cs="Times New Roman"/>
         </w:rPr>
         <w:t>⑤</w:t>
       </w:r>
       <w:r>
         <w:rPr>
-          <w:rStyle w:val="VerbatimChar"/>
           <w:rFonts w:hint="eastAsia" w:ascii="Times New Roman" w:hAnsi="Times New Roman" w:eastAsia="FangSong" w:cs="Times New Roman"/>
         </w:rPr>
         <w:t>配平</w:t>
       </w:r>
       <w:r>
         <w:rPr>
-          <w:rStyle w:val="VerbatimChar"/>
           <w:rFonts w:ascii="Times New Roman" w:hAnsi="Times New Roman" w:eastAsia="Times New Roman" w:cs="Times New Roman"/>
         </w:rPr>
         <w:t xml:space="preserve"> → </w:t>
       </w:r>
       <w:r>
         <w:rPr>
-          <w:rStyle w:val="VerbatimChar"/>
           <w:rFonts w:hint="eastAsia" w:ascii="Times New Roman" w:hAnsi="Times New Roman" w:eastAsia="Times New Roman" w:cs="Times New Roman"/>
         </w:rPr>
         <w:t>⑥</w:t>
       </w:r>
       <w:r>
         <w:rPr>
-          <w:rStyle w:val="VerbatimChar"/>
           <w:rFonts w:hint="eastAsia" w:ascii="Times New Roman" w:hAnsi="Times New Roman" w:eastAsia="FangSong" w:cs="Times New Roman"/>
         </w:rPr>
         <w:t>守恒验证</w:t>
@@ -32498,7 +32469,7 @@
     <ns0:name ns0:val="Verbatim Char"/>
     <ns0:basedOn ns0:val="BodyTextChar"/>
     <ns0:rPr>
-      <ns0:rFonts ns0:ascii="Times New Roman" ns0:cs="Times New Roman" ns0:eastAsia="FangSong" ns0:hAnsi="Times New Roman"/>
+      <ns0:rFonts ns0:ascii="SimSun" ns0:cs="SimSun" ns0:eastAsia="SimSun" ns0:hAnsi="SimSun"/>
       <ns0:b ns0:val="0"/>
       <ns0:sz ns0:val="20"/>
     </ns0:rPr>
@@ -32560,7 +32531,7 @@
       <w:wordWrap w:val="off"/>
     </w:pPr>
     <ns0:rPr>
-      <w:rFonts ns0:ascii="Times New Roman" ns0:hAnsi="Times New Roman" ns0:eastAsia="FangSong" ns0:cs="Times New Roman"/>
+      <w:rFonts ns0:ascii="SimSun" ns0:hAnsi="SimSun" ns0:eastAsia="SimSun" ns0:cs="SimSun"/>
     </ns0:rPr>
   </w:style>
   <w:style w:type="character" w:customStyle="1" w:styleId="KeywordTok">
